--- a/DOCS_DA_CONVERTIRE/index_it.docx
+++ b/DOCS_DA_CONVERTIRE/index_it.docx
@@ -16,15 +16,55 @@
       </w:r>
       <w:r>
         <w:br/>
-        <w:t>Se sul posto trovate un QR-code potete accedere ad una pagina direttamente.</w:t>
+      </w:r>
+      <w:r>
+        <w:t>A</w:t>
+      </w:r>
+      <w:r>
+        <w:t xml:space="preserve">ttivando il GPS del vostro smartphone, in alto a destra </w:t>
+      </w:r>
+      <w:r>
+        <w:t>comparirà</w:t>
+      </w:r>
+      <w:r>
+        <w:t xml:space="preserve"> un bottone rettangolare verde</w:t>
+      </w:r>
+      <w:r>
+        <w:t xml:space="preserve"> se esistono nelle vicinanze dei punti di interesse che sono presenti nelle pagine del sito.</w:t>
+      </w:r>
+      <w:r>
+        <w:t xml:space="preserve"> </w:t>
+      </w:r>
+      <w:r>
+        <w:t>Selezionato il bottone verde, comparirà</w:t>
+      </w:r>
+      <w:r>
+        <w:t xml:space="preserve"> la lista dei posti nelle vicinanze che sono di interesse.</w:t>
       </w:r>
       <w:r>
         <w:br/>
-        <w:t>In assenza del QR-code attivando il GPS del vostro smartphone, in alto a destra trovate un bottone rettangolare verde che vi presenterà la lista dei posti nelle vicinanze che sono di interesse.</w:t>
+        <w:t>Selezionando una voce della lista vi si aprirà la pagina corrispondente a quel luogo.</w:t>
+      </w:r>
+    </w:p>
+    <w:p>
+      <w:r>
+        <w:t xml:space="preserve"> In alto a sinistra ci sono tre lineette orizzontali che vi dà la lista completa dei luoghi che sono documentati nel sito.</w:t>
+      </w:r>
+      <w:r>
+        <w:t xml:space="preserve"> </w:t>
       </w:r>
       <w:r>
         <w:br/>
-        <w:t>Selezionando una voce della lista vi si aprirà la pagina corrispondente a quel luogo. In alto a sinistra ci sono tre lineette orizzontali che vi dà la lista completa dei luoghi che sono documentati nel sito.</w:t>
+        <w:t xml:space="preserve">A fianco c’è un simbolo del “pin” verde che selezionando vi porta alla mappa di tutti i punti di interesse rappresentati da pin rossi, mentre i cerchi verdi con un numero al suo interno rappresenta un gruppo di </w:t>
+      </w:r>
+      <w:r>
+        <w:t>POI</w:t>
+      </w:r>
+      <w:r>
+        <w:t xml:space="preserve"> molto vicini fra loro</w:t>
+      </w:r>
+      <w:r>
+        <w:t xml:space="preserve"> e se selezionato presenta a destra una lista delle pagine relative.</w:t>
       </w:r>
     </w:p>
     <w:p/>
@@ -641,6 +681,7 @@
   <w:style w:type="character" w:default="1" w:styleId="Carpredefinitoparagrafo">
     <w:name w:val="Default Paragraph Font"/>
     <w:uiPriority w:val="1"/>
+    <w:semiHidden/>
     <w:unhideWhenUsed/>
   </w:style>
   <w:style w:type="table" w:default="1" w:styleId="Tabellanormale">

--- a/DOCS_DA_CONVERTIRE/index_it.docx
+++ b/DOCS_DA_CONVERTIRE/index_it.docx
@@ -27,6 +27,102 @@
         <w:t>Selezionando una voce della lista vi si aprirà la pagina corrispondente a quel luogo. In alto a sinistra ci sono tre lineette orizzontali che vi dà la lista completa dei luoghi che sono documentati nel sito.</w:t>
       </w:r>
     </w:p>
+    <w:p>
+      <w:r>
+        <w:t xml:space="preserve">Se volete condividere con altre persone le pagine di questo sito, fate inquadrare il </w:t>
+      </w:r>
+      <w:proofErr w:type="spellStart"/>
+      <w:r>
+        <w:t>qrcode</w:t>
+      </w:r>
+      <w:proofErr w:type="spellEnd"/>
+      <w:r>
+        <w:t xml:space="preserve"> con il loro smartphone,</w:t>
+      </w:r>
+    </w:p>
+    <w:p>
+      <w:r>
+        <w:rPr>
+          <w:noProof/>
+        </w:rPr>
+        <w:drawing>
+          <wp:inline distT="0" distB="0" distL="0" distR="0" wp14:anchorId="03376950" wp14:editId="0033A509">
+            <wp:extent cx="1709928" cy="1697736"/>
+            <wp:effectExtent l="0" t="0" r="5080" b="0"/>
+            <wp:docPr id="801016078" name="Immagine 1"/>
+            <wp:cNvGraphicFramePr>
+              <a:graphicFrameLocks xmlns:a="http://schemas.openxmlformats.org/drawingml/2006/main" noChangeAspect="1"/>
+            </wp:cNvGraphicFramePr>
+            <a:graphic xmlns:a="http://schemas.openxmlformats.org/drawingml/2006/main">
+              <a:graphicData uri="http://schemas.openxmlformats.org/drawingml/2006/picture">
+                <pic:pic xmlns:pic="http://schemas.openxmlformats.org/drawingml/2006/picture">
+                  <pic:nvPicPr>
+                    <pic:cNvPr id="801016078" name="Immagine 801016078"/>
+                    <pic:cNvPicPr/>
+                  </pic:nvPicPr>
+                  <pic:blipFill>
+                    <a:blip r:embed="rId4" cstate="print">
+                      <a:extLst>
+                        <a:ext uri="{28A0092B-C50C-407E-A947-70E740481C1C}">
+                          <a14:useLocalDpi xmlns:a14="http://schemas.microsoft.com/office/drawing/2010/main" val="0"/>
+                        </a:ext>
+                      </a:extLst>
+                    </a:blip>
+                    <a:stretch>
+                      <a:fillRect/>
+                    </a:stretch>
+                  </pic:blipFill>
+                  <pic:spPr>
+                    <a:xfrm>
+                      <a:off x="0" y="0"/>
+                      <a:ext cx="1709928" cy="1697736"/>
+                    </a:xfrm>
+                    <a:prstGeom prst="rect">
+                      <a:avLst/>
+                    </a:prstGeom>
+                  </pic:spPr>
+                </pic:pic>
+              </a:graphicData>
+            </a:graphic>
+          </wp:inline>
+        </w:drawing>
+      </w:r>
+      <w:r>
+        <w:br/>
+      </w:r>
+      <w:r>
+        <w:t>[</w:t>
+      </w:r>
+      <w:proofErr w:type="spellStart"/>
+      <w:r>
+        <w:t>SPLIT_</w:t>
+      </w:r>
+      <w:proofErr w:type="gramStart"/>
+      <w:r>
+        <w:t>BLOCK:qrcode_sito_quad.jpg</w:t>
+      </w:r>
+      <w:proofErr w:type="spellEnd"/>
+      <w:proofErr w:type="gramEnd"/>
+      <w:r>
+        <w:t>];</w:t>
+      </w:r>
+    </w:p>
+    <w:p>
+      <w:r>
+        <w:t>Buona passeggiata per Bologna</w:t>
+      </w:r>
+    </w:p>
+    <w:p/>
+    <w:p/>
+    <w:p>
+      <w:pPr>
+        <w:rPr>
+          <w:u w:val="single"/>
+        </w:rPr>
+      </w:pPr>
+    </w:p>
+    <w:p/>
+    <w:p/>
     <w:p/>
     <w:sectPr>
       <w:pgSz w:w="11906" w:h="16838"/>
@@ -641,6 +737,7 @@
   <w:style w:type="character" w:default="1" w:styleId="Carpredefinitoparagrafo">
     <w:name w:val="Default Paragraph Font"/>
     <w:uiPriority w:val="1"/>
+    <w:semiHidden/>
     <w:unhideWhenUsed/>
   </w:style>
   <w:style w:type="table" w:default="1" w:styleId="Tabellanormale">
